--- a/data/cvs/cv_105_Veriff_Senior_Software_Engineer__Product_Platfo.docx
+++ b/data/cvs/cv_105_Veriff_Senior_Software_Engineer__Product_Platfo.docx
@@ -86,7 +86,7 @@
         <w:rPr>
           <w:sz w:val="20"/>
         </w:rPr>
-        <w:t>Senior Software Engineer with a full-stack background, currently building production systems at Copy Cat Group. I work across Python, JavaScript, and SQL, with a focus on Node.js, React, and PostgreSQL. My experience spans from backend development and REST APIs to frontend UI improvements, with a strong emphasis on scalability and collaboration. I've led projects through the full software development lifecycle, from system design to product delivery, and have a proven track record of technical leadership in large-scale applications.</w:t>
+        <w:t>Senior Software Engineer with a strong background in full-stack development and AI engineering. I excel in building scalable, reliable software solutions, leveraging Node.js, Python, and React for robust application architectures. My experience spans enterprise-level projects, including API integrations, system design documentation, and AI-powered automation pipelines. I am adept at leading cross-functional teams, ensuring technical excellence, and delivering innovative products.</w:t>
       </w:r>
     </w:p>
     <w:p>
@@ -119,7 +119,7 @@
         <w:rPr>
           <w:sz w:val="20"/>
         </w:rPr>
-        <w:t>Python, JavaScript, SQL, TypeScript, Kotlin</w:t>
+        <w:t>Python, JavaScript, TypeScript, Kotlin, Golang, Swift, Dart</w:t>
       </w:r>
     </w:p>
     <w:p>
@@ -137,7 +137,7 @@
         <w:rPr>
           <w:sz w:val="20"/>
         </w:rPr>
-        <w:t>React, Node.js, Django, Flask</w:t>
+        <w:t>React, Node.js, Django, Flask, React Native, Flutter</w:t>
       </w:r>
     </w:p>
     <w:p>
@@ -155,7 +155,7 @@
         <w:rPr>
           <w:sz w:val="20"/>
         </w:rPr>
-        <w:t>PostgreSQL, MySQL, MongoDB</w:t>
+        <w:t>PostgreSQL, MySQL, MongoDB, SQLite</w:t>
       </w:r>
     </w:p>
     <w:p>
@@ -173,7 +173,7 @@
         <w:rPr>
           <w:sz w:val="20"/>
         </w:rPr>
-        <w:t>Pandas, NumPy, Data Visualisation</w:t>
+        <w:t>Pandas, NumPy, Data Visualisation, Statistical Analysis</w:t>
       </w:r>
     </w:p>
     <w:p>
@@ -191,7 +191,7 @@
         <w:rPr>
           <w:sz w:val="20"/>
         </w:rPr>
-        <w:t>LLM Evaluation, Prompt Engineering, Dataset Structuring</w:t>
+        <w:t>LLM Evaluation, Prompt Engineering, Dataset Structuring, Model Evaluation</w:t>
       </w:r>
     </w:p>
     <w:p>
@@ -209,7 +209,7 @@
         <w:rPr>
           <w:sz w:val="20"/>
         </w:rPr>
-        <w:t>Web Scraping, REST APIs, Git, CI/CD</w:t>
+        <w:t>n8n, Playwright, Web Scraping, REST APIs, APScheduler</w:t>
       </w:r>
     </w:p>
     <w:p>
@@ -227,7 +227,7 @@
         <w:rPr>
           <w:sz w:val="20"/>
         </w:rPr>
-        <w:t>AWS, Kubernetes, Docker</w:t>
+        <w:t>AWS, Kubernetes, Terraform, Oracle Cloud, Google Cloud Platform, CI/CD</w:t>
       </w:r>
     </w:p>
     <w:p>
@@ -245,7 +245,7 @@
         <w:rPr>
           <w:sz w:val="20"/>
         </w:rPr>
-        <w:t>Golang, Swift, Dart, Flutter, React Native, Terraform, RabbitMQ, Python-based ML models</w:t>
+        <w:t>RabbitMQ, Python-based ML models, Agile, Scalability, Reliability, Mentorship, Large-Scale Applications</w:t>
       </w:r>
     </w:p>
     <w:p>
@@ -263,7 +263,7 @@
         <w:rPr>
           <w:sz w:val="20"/>
         </w:rPr>
-        <w:t>Agile, Mentorship, Automation, Reliability, End-to-end development, Problem-solving, Software engineering, Debugging, Innovation</w:t>
+        <w:t>Software Development, Debugging, Shipping Software Products, Computer Science, Computer Engineering, Team Leadership, Problem-Solving, Collaboration</w:t>
       </w:r>
     </w:p>
     <w:p>
@@ -313,7 +313,7 @@
         <w:rPr>
           <w:sz w:val="20"/>
         </w:rPr>
-        <w:t>Integrating SAP APIs with an internal Credit Control System, automating processes for OA and IT teams.</w:t>
+        <w:t>Led the integration of SAP APIs with an internal Credit Control System, automating processes for OA and IT business units.</w:t>
       </w:r>
     </w:p>
     <w:p>
@@ -325,7 +325,7 @@
         <w:rPr>
           <w:sz w:val="20"/>
         </w:rPr>
-        <w:t>Authoring comprehensive System Design Documents (SDDs) and Business Requirements Documents (BRDs) for enterprise architecture.</w:t>
+        <w:t>Authored comprehensive System Design Documents (SDDs) for Application, Data, Integration, and Security Architecture, guiding the Innovation Team's technical direction.</w:t>
       </w:r>
     </w:p>
     <w:p>
@@ -337,7 +337,7 @@
         <w:rPr>
           <w:sz w:val="20"/>
         </w:rPr>
-        <w:t>Designing and prototyping an AI-powered tender scraping pipeline to automate tender opportunity discovery and processing.</w:t>
+        <w:t>Designed and implemented an AI-powered tender scraping pipeline, automating tender discovery and processing for improved efficiency.</w:t>
       </w:r>
     </w:p>
     <w:p>
@@ -372,7 +372,7 @@
         <w:rPr>
           <w:sz w:val="20"/>
         </w:rPr>
-        <w:t>Generated difference-based captions for multimodal datasets, improving model accuracy through detailed annotations.</w:t>
+        <w:t>Trained AI models through precise difference-based captioning for multimodal datasets, enhancing model accuracy.</w:t>
       </w:r>
     </w:p>
     <w:p>
@@ -442,7 +442,7 @@
         <w:rPr>
           <w:sz w:val="20"/>
         </w:rPr>
-        <w:t>Performed intent detection and slot tagging for health and agriculture AI systems, ensuring high-quality multilingual training data.</w:t>
+        <w:t>Structured and annotated datasets for health and agriculture AI systems, ensuring high-quality training data.</w:t>
       </w:r>
     </w:p>
     <w:p>
